--- a/Device and Document Applicability Inventory_English.docx
+++ b/Device and Document Applicability Inventory_English.docx
@@ -41,7 +41,7 @@
         <w:rPr>
           <w:rFonts w:hint="eastAsia"/>
         </w:rPr>
-        <w:t>Applicability Determination Rules:(1) Applicable (activity established). The archived document set establishes a sufficiently clear connection between the processing activity presupposed by the indicator and the health/physiological data examined in this study. Only in this state is the safeguard assessed and coded ✓, ○, or ×.(2) Insufficient (activity referenced, connection not established). The document refers to an activity resembling the indicator’s subject matter, but the archived evidence does not establish that it involves the health-related data or the wearable-device context under analysis, or does not provide enough information to judge whether the safeguard is complete. Such cases are recorded as “insufficient to determine” and are not coded × as non-compliance.(3) Not applicable (N/A). The available documents do not establish that the presupposed activity occurs. The case is coded N/A and is excluded from the indicator’s denominator. Documentary silence is never treated as non-compliance.</w:t>
+        <w:t>Applicability Determination Rules:(1) Applicable (activity established). The archived document set establishes a sufficiently clear connection between the processing activity presupposed by the indicator and the health/physiological data examined in this study. Only in this state is the safeguard assessed and coded ✓, ○, or ×.(2) Insufficient (activity referenced, connection not established). The document refers to an activity resembling the indicator’s subject matter, but the archived evidence does not establish that it involves the health-related data or the wearable-device context under analysis, or does not provide enough information to judge whether the safeguard is complete. Such cases are recorded as “insufficient to determine” and are not coded × as absent documentary coverage.(3) Not applicable (N/A). The available documents do not establish that the presupposed activity occurs. The case is coded N/A and is excluded from the indicator’s denominator. Documentary silence is never coded as absent documentary coverage.</w:t>
       </w:r>
     </w:p>
     <w:p>
@@ -8674,11 +8674,7 @@
         </w:rPr>
       </w:pPr>
       <w:r>
-        <w:rPr>
-          <w:rFonts w:hint="eastAsia"/>
-          <w:lang w:val="en-US" w:eastAsia="zh-CN"/>
-        </w:rPr>
-        <w:t>4.Table. Product evidence register (all 18 cases)</w:t>
+        <w:t>4. Product evidence register (all 18 cases)</w:t>
       </w:r>
     </w:p>
     <w:tbl>
@@ -9278,31 +9274,8 @@
             <w:tcW w:w="860" w:type="pct"/>
           </w:tcPr>
           <w:p>
-            <w:pPr>
-              <w:pStyle w:val="26"/>
-              <w:rPr>
-                <w:color w:val="auto"/>
-              </w:rPr>
-            </w:pPr>
-            <w:r>
-              <w:rPr>
-                <w:rFonts w:hint="eastAsia" w:ascii="微软雅黑" w:hAnsi="微软雅黑" w:eastAsia="微软雅黑" w:cs="微软雅黑"/>
-                <w:i w:val="0"/>
-                <w:iCs w:val="0"/>
-                <w:caps w:val="0"/>
-                <w:color w:val="auto"/>
-                <w:spacing w:val="0"/>
-                <w:sz w:val="24"/>
-                <w:szCs w:val="24"/>
-                <w:shd w:val="clear" w:fill="FFFFFF"/>
-              </w:rPr>
-              <w:t>All categories of OPPO smartwatches</w:t>
-            </w:r>
-            <w:r>
-              <w:rPr>
-                <w:color w:val="auto"/>
-              </w:rPr>
-              <w:t>/ 5 Aug 2026</w:t>
+            <w:r>
+              <w:t>OPPO Health-supported smartwatch models; product page accessed 5 August 2026</w:t>
             </w:r>
           </w:p>
         </w:tc>
@@ -10810,19 +10783,8 @@
             <w:tcW w:w="862" w:type="pct"/>
           </w:tcPr>
           <w:p>
-            <w:pPr>
-              <w:pStyle w:val="26"/>
-              <w:rPr>
-                <w:rFonts w:hint="default" w:eastAsiaTheme="minorEastAsia"/>
-                <w:color w:val="auto"/>
-                <w:lang w:val="en-US" w:eastAsia="zh-CN"/>
-              </w:rPr>
-            </w:pPr>
-            <w:r>
-              <w:rPr>
-                <w:color w:val="auto"/>
-              </w:rPr>
-              <w:t>No(policy does not list health functions)</w:t>
+            <w:r>
+              <w:t>No (policy does not list health functions)</w:t>
             </w:r>
           </w:p>
         </w:tc>
@@ -11445,7 +11407,7 @@
         <w:rPr>
           <w:rFonts w:hint="eastAsia"/>
         </w:rPr>
-        <w:t>For each case, it is determined independently under the applicability trichotomy set out in Section 3.3 of the Coding Manual. Each case is assigned to one of three states: Applicable (the activity's connection to the health/physiological data is established; the safeguard is assessed and coded ✓, ○, or ×), Insufficient (the document refers to the activity but the connection, or the completeness of the safeguard, cannot be determined; recorded as "insufficient to determine" and not coded ×), or N/A (the documents do not establish that the activity occurs; excluded from the indicator's denominator). Documentary silence is never treated as non-compliance.</w:t>
+        <w:t>For each case, it is determined independently under the applicability trichotomy set out in Section 3.3 of the Coding Manual. Each case is assigned to one of three states: Applicable (the activity's connection to the health/physiological data is established; the safeguard is assessed and coded ✓, ○, or ×), Insufficient (the document refers to the activity but the connection, or the completeness of the safeguard, cannot be determined; recorded as "insufficient to determine" and not coded ×), or N/A (the documents do not establish that the activity occurs; excluded from the indicator's denominator). Documentary silence is never coded as absent documentary coverage.</w:t>
       </w:r>
     </w:p>
     <w:p>
@@ -11468,42 +11430,7 @@
         </w:rPr>
       </w:pPr>
       <w:r>
-        <w:rPr>
-          <w:rFonts w:hint="eastAsia" w:asciiTheme="majorHAnsi" w:hAnsiTheme="majorHAnsi" w:eastAsiaTheme="majorEastAsia" w:cstheme="majorBidi"/>
-          <w:color w:val="104862" w:themeColor="accent1" w:themeShade="BF"/>
-          <w:sz w:val="40"/>
-          <w:szCs w:val="40"/>
-          <w:lang w:val="en-US" w:eastAsia="zh-CN"/>
-        </w:rPr>
-        <w:t>5</w:t>
-      </w:r>
-      <w:r>
-        <w:rPr>
-          <w:rFonts w:hint="eastAsia" w:asciiTheme="majorHAnsi" w:hAnsiTheme="majorHAnsi" w:eastAsiaTheme="majorEastAsia" w:cstheme="majorBidi"/>
-          <w:color w:val="104862" w:themeColor="accent1" w:themeShade="BF"/>
-          <w:sz w:val="40"/>
-          <w:szCs w:val="40"/>
-        </w:rPr>
-        <w:t>.1 Sub-indicator Reconsideration Form</w:t>
-      </w:r>
-      <w:r>
-        <w:rPr>
-          <w:rFonts w:hint="eastAsia" w:asciiTheme="majorHAnsi" w:hAnsiTheme="majorHAnsi" w:eastAsiaTheme="majorEastAsia" w:cstheme="majorBidi"/>
-          <w:color w:val="104862" w:themeColor="accent1" w:themeShade="BF"/>
-          <w:sz w:val="40"/>
-          <w:szCs w:val="40"/>
-          <w:lang w:val="en-US" w:eastAsia="zh-CN"/>
-        </w:rPr>
-        <w:t xml:space="preserve"> </w:t>
-      </w:r>
-      <w:r>
-        <w:rPr>
-          <w:rFonts w:hint="eastAsia" w:asciiTheme="majorHAnsi" w:hAnsiTheme="majorHAnsi" w:eastAsiaTheme="majorEastAsia" w:cstheme="majorBidi"/>
-          <w:color w:val="104862" w:themeColor="accent1" w:themeShade="BF"/>
-          <w:sz w:val="40"/>
-          <w:szCs w:val="40"/>
-        </w:rPr>
-        <w:t>(Universal indicators)</w:t>
+        <w:t>5.1 Universal-indicator case audit</w:t>
       </w:r>
     </w:p>
     <w:p>
@@ -11541,17 +11468,7 @@
         <w:pStyle w:val="2"/>
       </w:pPr>
       <w:r>
-        <w:rPr>
-          <w:rFonts w:hint="eastAsia"/>
-          <w:lang w:val="en-US" w:eastAsia="zh-CN"/>
-        </w:rPr>
-        <w:t>5</w:t>
-      </w:r>
-      <w:r>
-        <w:rPr>
-          <w:rFonts w:hint="eastAsia"/>
-        </w:rPr>
-        <w:t>.2 Sub-indicator Reconsideration Form(Conditional indicators)</w:t>
+        <w:t>5.2 Conditional-indicator applicability audit</w:t>
       </w:r>
     </w:p>
     <w:p>
@@ -14536,34 +14453,8 @@
             <w:tcW w:w="2904" w:type="dxa"/>
           </w:tcPr>
           <w:p>
-            <w:pPr>
-              <w:rPr>
-                <w:sz w:val="21"/>
-                <w:szCs w:val="21"/>
-              </w:rPr>
-            </w:pPr>
-            <w:r>
-              <w:rPr>
-                <w:rFonts w:hint="eastAsia"/>
-                <w:sz w:val="21"/>
-                <w:szCs w:val="21"/>
-              </w:rPr>
-              <w:t>Product materials indicate blood oxygen, blood glucose, and heart rate. The Chinese rationale in the D1 column states that D</w:t>
-            </w:r>
-            <w:r>
-              <w:rPr>
-                <w:sz w:val="21"/>
-                <w:szCs w:val="21"/>
-              </w:rPr>
-              <w:t>1</w:t>
-            </w:r>
-            <w:r>
-              <w:rPr>
-                <w:rFonts w:hint="eastAsia"/>
-                <w:sz w:val="21"/>
-                <w:szCs w:val="21"/>
-              </w:rPr>
-              <w:t xml:space="preserve"> assesses secondary use of health data for AI training, product improvement, or commercial analysis. Although the policy describes secondary use of personal information, it does not involve health data. Article 42, “Improving and Optimising Our Services,” lists device brand/manufacturer/model, terminal type, operating system, device identifiers, application information and events, network type, account ID, system language/time zone, connection time, operation logs, and service logs. These data are used to understand service-use frequency, crashes, overall use, performance, and product origin.</w:t>
+            <w:r>
+              <w:t>AG10 documents ring health data including heart rate, blood oxygen, sleep, body temperature and blood glucose. Article 42 describes analysis of device, application, network, account, operation and service-log data to improve and optimise services, but it does not connect that activity to the documented health fields. D1 is therefore N/A because qualifying secondary use of health data is not established.</w:t>
             </w:r>
           </w:p>
         </w:tc>
@@ -14595,20 +14486,8 @@
             <w:tcW w:w="4517" w:type="dxa"/>
           </w:tcPr>
           <w:p>
-            <w:pPr>
-              <w:pStyle w:val="26"/>
-              <w:rPr>
-                <w:sz w:val="21"/>
-                <w:szCs w:val="21"/>
-              </w:rPr>
-            </w:pPr>
-            <w:r>
-              <w:rPr>
-                <w:rFonts w:hint="eastAsia"/>
-                <w:sz w:val="21"/>
-                <w:szCs w:val="21"/>
-              </w:rPr>
-              <w:t>Product materials indicate blood oxygen, blood glucose, and heart rate. Item 8 states that real-time exercise step counts may be collected, with authorisation, from the phone pedometer, iOS Health permissions, or Android exercise-and-health applications for display on the glasses. The third-party list includes Huawei Health Service SDK, described as a platform for personal profiles and storage/sharing of exercise and health information; listed data include height, weight, steps, distance, calories, maximum oxygen uptake, activity, and exercise data. The source passage is truncated in the Chinese inventory after “exercise…”; the translation does not infer the omitted text.</w:t>
+            <w:r>
+              <w:t>Item 8 states that, with authorisation, real-time step counts may be obtained from the phone pedometer, iOS Health permissions or Android exercise-and-health applications. The third-party list also identifies Huawei Health Service SDK and exercise-and-health fields including height, weight, steps, distance, calories, maximum oxygen uptake, activity and exercise data. This establishes a health-data interaction with a third-party platform, so D2 is Applicable.</w:t>
             </w:r>
           </w:p>
         </w:tc>
@@ -14640,20 +14519,8 @@
             <w:tcW w:w="4398" w:type="dxa"/>
           </w:tcPr>
           <w:p>
-            <w:pPr>
-              <w:pStyle w:val="26"/>
-              <w:rPr>
-                <w:sz w:val="21"/>
-                <w:szCs w:val="21"/>
-              </w:rPr>
-            </w:pPr>
-            <w:r>
-              <w:rPr>
-                <w:rFonts w:hint="eastAsia"/>
-                <w:sz w:val="21"/>
-                <w:szCs w:val="21"/>
-              </w:rPr>
-              <w:t>Relevant location: Section 2, “How We Entrust Processing, Share, Transfer, and Publicly Disclose Your Personal Information,” subsection 3, “Third Parties with Whom We Entrust Processing and Share,” including the Huawei Health Service SDK for Android. The list identifies health-data sharing and specifies health-data fields.</w:t>
+            <w:r>
+              <w:t>The third-party list names Huawei Health Service SDK and identifies the relevant exercise-and-health data fields. D3 is therefore Applicable.</w:t>
             </w:r>
           </w:p>
         </w:tc>
@@ -14763,21 +14630,8 @@
             <w:tcW w:w="4517" w:type="dxa"/>
           </w:tcPr>
           <w:p>
-            <w:pPr>
-              <w:pStyle w:val="18"/>
-              <w:keepNext w:val="0"/>
-              <w:keepLines w:val="0"/>
-              <w:widowControl/>
-              <w:suppressLineNumbers w:val="0"/>
-              <w:spacing w:before="0" w:beforeAutospacing="1" w:after="0" w:afterAutospacing="1"/>
-              <w:ind w:left="0" w:right="0"/>
-              <w:rPr>
-                <w:sz w:val="21"/>
-                <w:szCs w:val="21"/>
-              </w:rPr>
-            </w:pPr>
-            <w:r>
-              <w:t>This case contains evidence indicating that the product materials address blood oxygen saturation, blood glucose levels, and heart rate. The case discloses that the Health Kit "may, with your authorization, receive and transmit exercise data"; (i)(vi)(4) Google Fit "requires authorization"; and Section 3.1 "expressly consents."</w:t>
+            <w:r>
+              <w:t>AG11 documents activity data, sleep, heart rate, blood oxygen saturation and body temperature. The policy states that, with user authorisation, exercise data may be received from and sent to Apple HealthKit; it also describes Google Fit authorisation and sharing exercise and health data with third-party platforms after explicit consent. This establishes a health-data interaction with third-party services, so D2 is Applicable.</w:t>
             </w:r>
           </w:p>
         </w:tc>
@@ -14809,27 +14663,9 @@
             <w:tcW w:w="4398" w:type="dxa"/>
           </w:tcPr>
           <w:p>
-            <w:pPr>
-              <w:pStyle w:val="18"/>
-              <w:keepNext w:val="0"/>
-              <w:keepLines w:val="0"/>
-              <w:widowControl/>
-              <w:suppressLineNumbers w:val="0"/>
-              <w:spacing w:before="0" w:beforeAutospacing="1" w:after="0" w:afterAutospacing="1"/>
-              <w:ind w:left="0" w:right="0"/>
-            </w:pPr>
-            <w:r>
-              <w:t>This case has evidence indicating that the product materials being processed involve blood oxygen saturation, blood glucose levels, and heart rate. Case Disclosure 3.1: List the following fields: "steps, distance, height, weight, heart rate, sleep, calories".</w:t>
-            </w:r>
-          </w:p>
-          <w:p>
-            <w:pPr>
-              <w:pStyle w:val="26"/>
-              <w:rPr>
-                <w:sz w:val="21"/>
-                <w:szCs w:val="21"/>
-              </w:rPr>
-            </w:pPr>
+            <w:r>
+              <w:t>The policy lists shared exercise and health fields, including steps, distance, height, weight, heart rate, sleep and calories. Because the relevant passage does not fully identify every recipient, D3 is Applicable and the safeguard is assessed as partial coverage (○).</w:t>
+            </w:r>
           </w:p>
         </w:tc>
       </w:tr>
@@ -15073,20 +14909,8 @@
             <w:tcW w:w="2904" w:type="dxa"/>
           </w:tcPr>
           <w:p>
-            <w:pPr>
-              <w:pStyle w:val="26"/>
-              <w:rPr>
-                <w:sz w:val="21"/>
-                <w:szCs w:val="21"/>
-              </w:rPr>
-            </w:pPr>
-            <w:r>
-              <w:rPr>
-                <w:rFonts w:hint="eastAsia"/>
-                <w:sz w:val="21"/>
-                <w:szCs w:val="21"/>
-              </w:rPr>
-              <w:t>The case demonstrates evidence that it can handle heart rate, blood oxygen saturation, and sleep monitoring. The case reveals that it collects your device information (including items such as OAID and Android ID) to provide more tailored services for different device terminals (e.g., push notification services). Simultaneously, it monitors information from other devices running DuerOS within the same WiFi network to enable device interoperability, ensuring that DuerOS services used across different devices are seamlessly integrated, allowing you to enjoy personalized services across multiple terminals. When you use a Xiaodu-connected smart fitness mirror product, the system includes AI motion matching scores, motion result recordings (e.g., step count, stride frequency), and end-screen data (number of workouts, duration, calories burned), which are used to aggregate and display exercise results, track athletic achievements, provide feedback, perform exercise analysis, and recommend relevant courses. The case demonstrates that this capability enables interoperability between multiple devices; the section on data aggregation, fusion, and personalized recommendations explains how the system identifies and analyzes information, performs data profiling, generates tags, and then recommends content based on these tags, search/browsing behavior, device type, and location information. Whether health data is involved is not explicitly stated; therefore, this is classified as "Insufficient."</w:t>
+            <w:r>
+              <w:t>AG13 documents heart rate, blood oxygen and sleep-monitoring functions. The policy refers to device interconnection, exercise-result aggregation, profiling and personalised recommendations, but it does not state that the health data assessed here are used for AI training, product improvement or commercial analysis. D1 is therefore Insufficient because a related activity is described without a sufficiently clear health-data connection.</w:t>
             </w:r>
           </w:p>
         </w:tc>
